--- a/MS/molecular ecology之后/coverletter science-ME.docx
+++ b/MS/molecular ecology之后/coverletter science-ME.docx
@@ -4,7 +4,6 @@
   <w:body>
     <w:p>
       <w:pPr>
-        <w:spacing w:line="480" w:lineRule="auto"/>
         <w:rPr>
           <w:rFonts w:ascii="Times New Roman" w:hAnsi="Times New Roman" w:cs="Times New Roman"/>
           <w:sz w:val="24"/>
@@ -13,40 +12,23 @@
       </w:pPr>
       <w:r>
         <w:rPr>
-          <w:rFonts w:ascii="Times New Roman" w:hAnsi="Times New Roman" w:cs="Times New Roman"/>
-          <w:sz w:val="24"/>
-          <w:szCs w:val="24"/>
-        </w:rPr>
-        <w:t xml:space="preserve">Dear </w:t>
-      </w:r>
-      <w:r>
-        <w:rPr>
-          <w:rFonts w:ascii="Times New Roman" w:hAnsi="Times New Roman" w:cs="Times New Roman"/>
-          <w:sz w:val="24"/>
-          <w:szCs w:val="24"/>
-        </w:rPr>
-        <w:t xml:space="preserve">Dr. </w:t>
-      </w:r>
-      <w:r>
-        <w:rPr>
-          <w:rFonts w:ascii="Times New Roman" w:hAnsi="Times New Roman" w:cs="Times New Roman"/>
-          <w:sz w:val="24"/>
-          <w:szCs w:val="24"/>
-        </w:rPr>
-        <w:t>Karen Chambers</w:t>
-      </w:r>
-      <w:r>
-        <w:rPr>
-          <w:rFonts w:ascii="Times New Roman" w:hAnsi="Times New Roman" w:cs="Times New Roman"/>
-          <w:sz w:val="24"/>
-          <w:szCs w:val="24"/>
-        </w:rPr>
-        <w:t>,</w:t>
+          <w:rFonts w:ascii="Times New Roman" w:hAnsi="Times New Roman" w:cs="Times New Roman" w:hint="eastAsia"/>
+          <w:sz w:val="24"/>
+          <w:szCs w:val="24"/>
+        </w:rPr>
+        <w:t>D</w:t>
+      </w:r>
+      <w:r>
+        <w:rPr>
+          <w:rFonts w:ascii="Times New Roman" w:hAnsi="Times New Roman" w:cs="Times New Roman"/>
+          <w:sz w:val="24"/>
+          <w:szCs w:val="24"/>
+        </w:rPr>
+        <w:t>ear editor,</w:t>
       </w:r>
     </w:p>
     <w:p>
       <w:pPr>
-        <w:spacing w:line="480" w:lineRule="auto"/>
         <w:rPr>
           <w:rFonts w:ascii="Times New Roman" w:hAnsi="Times New Roman" w:cs="Times New Roman"/>
           <w:sz w:val="24"/>
@@ -59,45 +41,47 @@
           <w:sz w:val="24"/>
           <w:szCs w:val="24"/>
         </w:rPr>
-        <w:t>S</w:t>
-      </w:r>
-      <w:r>
-        <w:rPr>
-          <w:rFonts w:ascii="Times New Roman" w:hAnsi="Times New Roman" w:cs="Times New Roman"/>
-          <w:sz w:val="24"/>
-          <w:szCs w:val="24"/>
-        </w:rPr>
-        <w:t xml:space="preserve">ubject: MEC-19-0090 </w:t>
-      </w:r>
-      <w:r>
-        <w:rPr>
-          <w:rFonts w:ascii="Times New Roman" w:hAnsi="Times New Roman" w:cs="Times New Roman"/>
-          <w:sz w:val="24"/>
-          <w:szCs w:val="24"/>
-        </w:rPr>
-        <w:t>“</w:t>
-      </w:r>
-      <w:r>
-        <w:rPr>
-          <w:rFonts w:ascii="Times New Roman" w:hAnsi="Times New Roman" w:cs="Times New Roman"/>
+        <w:t>P</w:t>
+      </w:r>
+      <w:r>
+        <w:rPr>
+          <w:rFonts w:ascii="Times New Roman" w:hAnsi="Times New Roman" w:cs="Times New Roman"/>
+          <w:sz w:val="24"/>
+          <w:szCs w:val="24"/>
+        </w:rPr>
+        <w:t>lease find our manuscript “</w:t>
+      </w:r>
+      <w:r>
+        <w:rPr>
+          <w:rFonts w:ascii="Times New Roman" w:eastAsia="Times New Roman" w:hAnsi="Times New Roman" w:cs="Times New Roman"/>
           <w:b/>
-          <w:sz w:val="24"/>
-          <w:szCs w:val="24"/>
-        </w:rPr>
-        <w:t>Genomic analyses reveal distinct evolutionary pattern of ducks and identify genetic changes underlying domestication and speciation</w:t>
-      </w:r>
-      <w:r>
-        <w:rPr>
-          <w:rFonts w:ascii="Times New Roman" w:hAnsi="Times New Roman" w:cs="Times New Roman"/>
-          <w:sz w:val="24"/>
-          <w:szCs w:val="24"/>
-        </w:rPr>
-        <w:t>”</w:t>
+          <w:color w:val="000000"/>
+          <w:sz w:val="24"/>
+          <w:szCs w:val="24"/>
+        </w:rPr>
+        <w:t>Genomic analyses reveal the origin of domestic ducks and identify different genetic underpinnings of wild ducks</w:t>
+      </w:r>
+      <w:r>
+        <w:rPr>
+          <w:rFonts w:ascii="Times New Roman" w:hAnsi="Times New Roman" w:cs="Times New Roman"/>
+          <w:sz w:val="24"/>
+          <w:szCs w:val="24"/>
+        </w:rPr>
+        <w:t xml:space="preserve">” which we wish to publish in </w:t>
       </w:r>
       <w:r>
         <w:rPr>
           <w:rFonts w:ascii="Times New Roman" w:hAnsi="Times New Roman" w:cs="Times New Roman"/>
           <w:b/>
+          <w:i/>
+          <w:sz w:val="24"/>
+          <w:szCs w:val="24"/>
+        </w:rPr>
+        <w:t>Molecular Ecology</w:t>
+      </w:r>
+      <w:r>
+        <w:rPr>
+          <w:rFonts w:ascii="Times New Roman" w:hAnsi="Times New Roman" w:cs="Times New Roman"/>
           <w:sz w:val="24"/>
           <w:szCs w:val="24"/>
         </w:rPr>
@@ -106,68 +90,58 @@
     </w:p>
     <w:p>
       <w:pPr>
-        <w:spacing w:line="480" w:lineRule="auto"/>
-        <w:rPr>
-          <w:rFonts w:ascii="Times New Roman" w:hAnsi="Times New Roman" w:cs="Times New Roman"/>
-          <w:sz w:val="22"/>
+        <w:wordWrap w:val="0"/>
+        <w:jc w:val="right"/>
+        <w:rPr>
+          <w:ins w:id="0" w:author="RuiLiu" w:date="2020-01-06T18:46:00Z"/>
+          <w:rFonts w:ascii="Times New Roman" w:hAnsi="Times New Roman" w:cs="Times New Roman" w:hint="eastAsia"/>
+          <w:sz w:val="24"/>
+          <w:szCs w:val="24"/>
         </w:rPr>
       </w:pPr>
       <w:r>
         <w:rPr>
           <w:rFonts w:ascii="Times New Roman" w:hAnsi="Times New Roman" w:cs="Times New Roman"/>
-          <w:sz w:val="22"/>
-        </w:rPr>
-        <w:t xml:space="preserve">                                                              </w:t>
-      </w:r>
-      <w:r>
-        <w:rPr>
-          <w:rFonts w:ascii="Times New Roman" w:hAnsi="Times New Roman" w:cs="Times New Roman" w:hint="eastAsia"/>
-          <w:sz w:val="22"/>
-        </w:rPr>
-        <w:t>Ma</w:t>
-      </w:r>
-      <w:r>
-        <w:rPr>
-          <w:rFonts w:ascii="Times New Roman" w:hAnsi="Times New Roman" w:cs="Times New Roman"/>
-          <w:sz w:val="22"/>
-        </w:rPr>
-        <w:t>rch</w:t>
-      </w:r>
-      <w:r>
-        <w:rPr>
-          <w:rFonts w:ascii="Times New Roman" w:hAnsi="Times New Roman" w:cs="Times New Roman"/>
-          <w:sz w:val="22"/>
-        </w:rPr>
-        <w:t xml:space="preserve">. </w:t>
-      </w:r>
-      <w:r>
-        <w:rPr>
-          <w:rFonts w:ascii="Times New Roman" w:hAnsi="Times New Roman" w:cs="Times New Roman" w:hint="eastAsia"/>
-          <w:sz w:val="22"/>
-        </w:rPr>
-        <w:t>2</w:t>
-      </w:r>
-      <w:r>
-        <w:rPr>
-          <w:rFonts w:ascii="Times New Roman" w:hAnsi="Times New Roman" w:cs="Times New Roman"/>
-          <w:sz w:val="22"/>
-        </w:rPr>
-        <w:t>4</w:t>
-      </w:r>
-      <w:r>
-        <w:rPr>
-          <w:rFonts w:ascii="Times New Roman" w:hAnsi="Times New Roman" w:cs="Times New Roman"/>
-          <w:sz w:val="22"/>
-        </w:rPr>
-        <w:t>, 201</w:t>
-      </w:r>
-      <w:r>
-        <w:rPr>
-          <w:rFonts w:ascii="Times New Roman" w:hAnsi="Times New Roman" w:cs="Times New Roman"/>
-          <w:sz w:val="22"/>
-        </w:rPr>
-        <w:t>9</w:t>
-      </w:r>
+          <w:sz w:val="24"/>
+          <w:szCs w:val="24"/>
+        </w:rPr>
+        <w:tab/>
+      </w:r>
+      <w:r>
+        <w:rPr>
+          <w:rFonts w:ascii="Times New Roman" w:hAnsi="Times New Roman" w:cs="Times New Roman"/>
+          <w:sz w:val="24"/>
+          <w:szCs w:val="24"/>
+        </w:rPr>
+        <w:tab/>
+      </w:r>
+      <w:r>
+        <w:rPr>
+          <w:rFonts w:ascii="Times New Roman" w:hAnsi="Times New Roman" w:cs="Times New Roman"/>
+          <w:sz w:val="24"/>
+          <w:szCs w:val="24"/>
+        </w:rPr>
+        <w:tab/>
+      </w:r>
+      <w:r>
+        <w:rPr>
+          <w:rFonts w:ascii="Times New Roman" w:hAnsi="Times New Roman" w:cs="Times New Roman"/>
+          <w:sz w:val="24"/>
+          <w:szCs w:val="24"/>
+        </w:rPr>
+        <w:tab/>
+      </w:r>
+      <w:r>
+        <w:rPr>
+          <w:rFonts w:ascii="Times New Roman" w:hAnsi="Times New Roman" w:cs="Times New Roman"/>
+          <w:sz w:val="24"/>
+          <w:szCs w:val="24"/>
+        </w:rPr>
+        <w:tab/>
+        <w:t>Jan. 7,2020</w:t>
+      </w:r>
+      <w:bookmarkStart w:id="1" w:name="_GoBack"/>
+      <w:bookmarkEnd w:id="1"/>
     </w:p>
     <w:p>
       <w:pPr>
@@ -183,38 +157,6 @@
           <w:sz w:val="24"/>
           <w:szCs w:val="24"/>
         </w:rPr>
-        <w:t xml:space="preserve">Thank you </w:t>
-      </w:r>
-      <w:r>
-        <w:rPr>
-          <w:rFonts w:ascii="Times New Roman" w:hAnsi="Times New Roman" w:cs="Times New Roman"/>
-          <w:sz w:val="24"/>
-          <w:szCs w:val="24"/>
-        </w:rPr>
-        <w:t>very much</w:t>
-      </w:r>
-      <w:r>
-        <w:rPr>
-          <w:rFonts w:ascii="Times New Roman" w:hAnsi="Times New Roman" w:cs="Times New Roman"/>
-          <w:sz w:val="24"/>
-          <w:szCs w:val="24"/>
-        </w:rPr>
-        <w:t xml:space="preserve"> for giving us the opportunity to address your concerns and </w:t>
-      </w:r>
-      <w:r>
-        <w:rPr>
-          <w:rFonts w:ascii="Times New Roman" w:hAnsi="Times New Roman" w:cs="Times New Roman"/>
-          <w:sz w:val="24"/>
-          <w:szCs w:val="24"/>
-        </w:rPr>
-        <w:t xml:space="preserve">submit again. </w:t>
-      </w:r>
-      <w:r>
-        <w:rPr>
-          <w:rFonts w:ascii="Times New Roman" w:hAnsi="Times New Roman" w:cs="Times New Roman"/>
-          <w:sz w:val="24"/>
-          <w:szCs w:val="24"/>
-        </w:rPr>
         <w:t xml:space="preserve">Traditional views </w:t>
       </w:r>
       <w:r>
@@ -239,7 +181,23 @@
           <w:sz w:val="24"/>
           <w:szCs w:val="24"/>
         </w:rPr>
-        <w:t xml:space="preserve">domesticated animals as humans intentionally set animal domestication in motion. This idea potentially treat human as a very important role in relationship with nature ecology. However, </w:t>
+        <w:t xml:space="preserve">domesticated animals as humans intentionally set animal domestication in motion. This idea potentially treat human as a very important role in relationship with nature ecology. </w:t>
+      </w:r>
+      <w:r>
+        <w:rPr>
+          <w:rFonts w:ascii="Times New Roman" w:hAnsi="Times New Roman" w:cs="Times New Roman"/>
+          <w:sz w:val="24"/>
+          <w:szCs w:val="24"/>
+        </w:rPr>
+        <w:t>Although</w:t>
+      </w:r>
+      <w:r>
+        <w:rPr>
+          <w:rFonts w:ascii="Times New Roman" w:hAnsi="Times New Roman" w:cs="Times New Roman"/>
+          <w:sz w:val="24"/>
+          <w:szCs w:val="24"/>
+        </w:rPr>
+        <w:t xml:space="preserve">, </w:t>
       </w:r>
       <w:r>
         <w:rPr>
@@ -263,23 +221,47 @@
           <w:sz w:val="24"/>
           <w:szCs w:val="24"/>
         </w:rPr>
-        <w:t xml:space="preserve">. Our </w:t>
-      </w:r>
-      <w:r>
-        <w:rPr>
-          <w:rFonts w:ascii="Times New Roman" w:hAnsi="Times New Roman" w:cs="Times New Roman"/>
-          <w:sz w:val="24"/>
-          <w:szCs w:val="24"/>
-        </w:rPr>
-        <w:t>article</w:t>
-      </w:r>
-      <w:r>
-        <w:rPr>
-          <w:rFonts w:ascii="Times New Roman" w:hAnsi="Times New Roman" w:cs="Times New Roman"/>
-          <w:sz w:val="24"/>
-          <w:szCs w:val="24"/>
-        </w:rPr>
-        <w:t xml:space="preserve">  </w:t>
+        <w:t xml:space="preserve">. </w:t>
+      </w:r>
+      <w:r>
+        <w:rPr>
+          <w:rFonts w:ascii="Times New Roman" w:hAnsi="Times New Roman" w:cs="Times New Roman"/>
+          <w:sz w:val="24"/>
+          <w:szCs w:val="24"/>
+        </w:rPr>
+        <w:t xml:space="preserve">Some critical questions on this issue were still unclear </w:t>
+      </w:r>
+      <w:r>
+        <w:rPr>
+          <w:rFonts w:ascii="Times New Roman" w:hAnsi="Times New Roman" w:cs="Times New Roman"/>
+          <w:sz w:val="24"/>
+          <w:szCs w:val="24"/>
+        </w:rPr>
+        <w:t xml:space="preserve">that was obstacle to </w:t>
+      </w:r>
+      <w:r>
+        <w:rPr>
+          <w:rFonts w:ascii="Times New Roman" w:hAnsi="Times New Roman" w:cs="Times New Roman"/>
+          <w:sz w:val="24"/>
+          <w:szCs w:val="24"/>
+        </w:rPr>
+        <w:t xml:space="preserve">gain a </w:t>
+      </w:r>
+      <w:r>
+        <w:rPr>
+          <w:rFonts w:ascii="Times New Roman" w:hAnsi="Times New Roman" w:cs="Times New Roman"/>
+          <w:sz w:val="24"/>
+          <w:szCs w:val="24"/>
+        </w:rPr>
+        <w:t>comprehensive understanding</w:t>
+      </w:r>
+      <w:r>
+        <w:rPr>
+          <w:rFonts w:ascii="Times New Roman" w:hAnsi="Times New Roman" w:cs="Times New Roman"/>
+          <w:sz w:val="24"/>
+          <w:szCs w:val="24"/>
+        </w:rPr>
+        <w:t>.</w:t>
       </w:r>
       <w:r>
         <w:rPr>
@@ -295,23 +277,55 @@
           <w:sz w:val="24"/>
           <w:szCs w:val="24"/>
         </w:rPr>
-        <w:t>provide</w:t>
-      </w:r>
-      <w:r>
-        <w:rPr>
-          <w:rFonts w:ascii="Times New Roman" w:hAnsi="Times New Roman" w:cs="Times New Roman"/>
-          <w:sz w:val="24"/>
-          <w:szCs w:val="24"/>
-        </w:rPr>
-        <w:t>d</w:t>
-      </w:r>
-      <w:r>
-        <w:rPr>
-          <w:rFonts w:ascii="Times New Roman" w:hAnsi="Times New Roman" w:cs="Times New Roman"/>
-          <w:sz w:val="24"/>
-          <w:szCs w:val="24"/>
-        </w:rPr>
-        <w:t xml:space="preserve"> a comprehensive evolutionary history of ducks, and demonstrate that</w:t>
+        <w:t xml:space="preserve">Thus </w:t>
+      </w:r>
+      <w:r>
+        <w:rPr>
+          <w:rFonts w:ascii="Times New Roman" w:hAnsi="Times New Roman" w:cs="Times New Roman"/>
+          <w:sz w:val="24"/>
+          <w:szCs w:val="24"/>
+        </w:rPr>
+        <w:t xml:space="preserve">leading many researches still conducted under traditional pre-assumption of some untested recoding and questionable hypothesis. </w:t>
+      </w:r>
+      <w:r>
+        <w:rPr>
+          <w:rFonts w:ascii="Times New Roman" w:hAnsi="Times New Roman" w:cs="Times New Roman"/>
+          <w:sz w:val="24"/>
+          <w:szCs w:val="24"/>
+        </w:rPr>
+        <w:t xml:space="preserve">Our </w:t>
+      </w:r>
+      <w:r>
+        <w:rPr>
+          <w:rFonts w:ascii="Times New Roman" w:hAnsi="Times New Roman" w:cs="Times New Roman"/>
+          <w:sz w:val="24"/>
+          <w:szCs w:val="24"/>
+        </w:rPr>
+        <w:t>research</w:t>
+      </w:r>
+      <w:r>
+        <w:rPr>
+          <w:rFonts w:ascii="Times New Roman" w:hAnsi="Times New Roman" w:cs="Times New Roman"/>
+          <w:sz w:val="24"/>
+          <w:szCs w:val="24"/>
+        </w:rPr>
+        <w:t xml:space="preserve"> </w:t>
+      </w:r>
+      <w:r>
+        <w:rPr>
+          <w:rFonts w:ascii="Times New Roman" w:hAnsi="Times New Roman" w:cs="Times New Roman"/>
+          <w:sz w:val="24"/>
+          <w:szCs w:val="24"/>
+        </w:rPr>
+        <w:t>found ducks an excellent case to domestication study</w:t>
+      </w:r>
+      <w:r>
+        <w:rPr>
+          <w:rFonts w:ascii="Times New Roman" w:hAnsi="Times New Roman" w:cs="Times New Roman"/>
+          <w:sz w:val="24"/>
+          <w:szCs w:val="24"/>
+        </w:rPr>
+        <w:t>, and demonstrate that</w:t>
       </w:r>
       <w:r>
         <w:rPr>
@@ -399,23 +413,63 @@
           <w:sz w:val="24"/>
           <w:szCs w:val="24"/>
         </w:rPr>
-        <w:t xml:space="preserve">there is a </w:t>
-      </w:r>
-      <w:r>
-        <w:rPr>
-          <w:rFonts w:ascii="Times New Roman" w:hAnsi="Times New Roman" w:cs="Times New Roman"/>
-          <w:sz w:val="24"/>
-          <w:szCs w:val="24"/>
-        </w:rPr>
-        <w:t>long divergence time between</w:t>
-      </w:r>
-      <w:r>
-        <w:rPr>
-          <w:rFonts w:ascii="Times New Roman" w:hAnsi="Times New Roman" w:cs="Times New Roman"/>
-          <w:sz w:val="24"/>
-          <w:szCs w:val="24"/>
-        </w:rPr>
-        <w:t xml:space="preserve"> wild and domestic ducks, which is longer than the divergence time between mallard and spot-billed.</w:t>
+        <w:t>t</w:t>
+      </w:r>
+      <w:r>
+        <w:rPr>
+          <w:rFonts w:ascii="Times New Roman" w:hAnsi="Times New Roman" w:cs="Times New Roman"/>
+          <w:sz w:val="24"/>
+          <w:szCs w:val="24"/>
+        </w:rPr>
+        <w:t xml:space="preserve">he </w:t>
+      </w:r>
+      <w:r>
+        <w:rPr>
+          <w:rFonts w:ascii="Times New Roman" w:hAnsi="Times New Roman" w:cs="Times New Roman"/>
+          <w:sz w:val="24"/>
+          <w:szCs w:val="24"/>
+        </w:rPr>
+        <w:t>domestic duck</w:t>
+      </w:r>
+      <w:r>
+        <w:rPr>
+          <w:rFonts w:ascii="Times New Roman" w:hAnsi="Times New Roman" w:cs="Times New Roman"/>
+          <w:sz w:val="24"/>
+          <w:szCs w:val="24"/>
+        </w:rPr>
+        <w:t xml:space="preserve"> lineage may originate before human civilization, thus</w:t>
+      </w:r>
+      <w:r>
+        <w:rPr>
+          <w:rFonts w:ascii="Times New Roman" w:hAnsi="Times New Roman" w:cs="Times New Roman"/>
+          <w:sz w:val="24"/>
+          <w:szCs w:val="24"/>
+        </w:rPr>
+        <w:t xml:space="preserve"> indicat</w:t>
+      </w:r>
+      <w:r>
+        <w:rPr>
+          <w:rFonts w:ascii="Times New Roman" w:hAnsi="Times New Roman" w:cs="Times New Roman"/>
+          <w:sz w:val="24"/>
+          <w:szCs w:val="24"/>
+        </w:rPr>
+        <w:t>ing</w:t>
+      </w:r>
+      <w:r>
+        <w:rPr>
+          <w:rFonts w:ascii="Times New Roman" w:hAnsi="Times New Roman" w:cs="Times New Roman"/>
+          <w:sz w:val="24"/>
+          <w:szCs w:val="24"/>
+        </w:rPr>
+        <w:t xml:space="preserve"> that </w:t>
+      </w:r>
+      <w:r>
+        <w:rPr>
+          <w:rFonts w:ascii="Times New Roman" w:hAnsi="Times New Roman" w:cs="Times New Roman"/>
+          <w:sz w:val="24"/>
+          <w:szCs w:val="24"/>
+        </w:rPr>
+        <w:t>the domestication process of duck</w:t>
       </w:r>
       <w:r>
         <w:rPr>
@@ -431,63 +485,7 @@
           <w:sz w:val="24"/>
           <w:szCs w:val="24"/>
         </w:rPr>
-        <w:t xml:space="preserve">It implied that the </w:t>
-      </w:r>
-      <w:r>
-        <w:rPr>
-          <w:rFonts w:ascii="Times New Roman" w:hAnsi="Times New Roman" w:cs="Times New Roman"/>
-          <w:sz w:val="24"/>
-          <w:szCs w:val="24"/>
-        </w:rPr>
-        <w:t xml:space="preserve">domestic </w:t>
-      </w:r>
-      <w:r>
-        <w:rPr>
-          <w:rFonts w:ascii="Times New Roman" w:hAnsi="Times New Roman" w:cs="Times New Roman"/>
-          <w:sz w:val="24"/>
-          <w:szCs w:val="24"/>
-        </w:rPr>
-        <w:t>duck</w:t>
-      </w:r>
-      <w:r>
-        <w:rPr>
-          <w:rFonts w:ascii="Times New Roman" w:hAnsi="Times New Roman" w:cs="Times New Roman"/>
-          <w:sz w:val="24"/>
-          <w:szCs w:val="24"/>
-        </w:rPr>
-        <w:t xml:space="preserve"> ancestor</w:t>
-      </w:r>
-      <w:r>
-        <w:rPr>
-          <w:rFonts w:ascii="Times New Roman" w:hAnsi="Times New Roman" w:cs="Times New Roman"/>
-          <w:sz w:val="24"/>
-          <w:szCs w:val="24"/>
-        </w:rPr>
-        <w:t xml:space="preserve"> is</w:t>
-      </w:r>
-      <w:r>
-        <w:rPr>
-          <w:rFonts w:ascii="Times New Roman" w:hAnsi="Times New Roman" w:cs="Times New Roman"/>
-          <w:sz w:val="24"/>
-          <w:szCs w:val="24"/>
-        </w:rPr>
-        <w:t xml:space="preserve"> a</w:t>
-      </w:r>
-      <w:r>
-        <w:rPr>
-          <w:rFonts w:ascii="Times New Roman" w:hAnsi="Times New Roman" w:cs="Times New Roman"/>
-          <w:sz w:val="24"/>
-          <w:szCs w:val="24"/>
-        </w:rPr>
-        <w:t xml:space="preserve"> distinct branch from their wild </w:t>
-      </w:r>
-      <w:r>
-        <w:rPr>
-          <w:rFonts w:ascii="Times New Roman" w:hAnsi="Times New Roman" w:cs="Times New Roman"/>
-          <w:sz w:val="24"/>
-          <w:szCs w:val="24"/>
-        </w:rPr>
-        <w:t>relative and split far earlier than domestication occurred.</w:t>
+        <w:t>was more</w:t>
       </w:r>
       <w:r>
         <w:rPr>
@@ -503,15 +501,104 @@
           <w:sz w:val="24"/>
           <w:szCs w:val="24"/>
         </w:rPr>
-        <w:t>More importantly</w:t>
-      </w:r>
-      <w:r>
-        <w:rPr>
-          <w:rFonts w:ascii="Times New Roman" w:hAnsi="Times New Roman" w:cs="Times New Roman"/>
-          <w:sz w:val="24"/>
-          <w:szCs w:val="24"/>
-        </w:rPr>
-        <w:t>,</w:t>
+        <w:t xml:space="preserve">a natural consequence </w:t>
+      </w:r>
+      <w:r>
+        <w:rPr>
+          <w:rFonts w:ascii="Times New Roman" w:hAnsi="Times New Roman" w:cs="Times New Roman"/>
+          <w:sz w:val="24"/>
+          <w:szCs w:val="24"/>
+        </w:rPr>
+        <w:t>related to</w:t>
+      </w:r>
+      <w:r>
+        <w:rPr>
+          <w:rFonts w:ascii="Times New Roman" w:hAnsi="Times New Roman" w:cs="Times New Roman"/>
+          <w:sz w:val="24"/>
+          <w:szCs w:val="24"/>
+        </w:rPr>
+        <w:t xml:space="preserve"> environment and resource</w:t>
+      </w:r>
+      <w:r>
+        <w:rPr>
+          <w:rFonts w:ascii="Times New Roman" w:hAnsi="Times New Roman" w:cs="Times New Roman"/>
+          <w:sz w:val="24"/>
+          <w:szCs w:val="24"/>
+        </w:rPr>
+        <w:t xml:space="preserve"> rather than</w:t>
+      </w:r>
+      <w:r>
+        <w:rPr>
+          <w:rFonts w:ascii="Times New Roman" w:hAnsi="Times New Roman" w:cs="Times New Roman"/>
+          <w:sz w:val="24"/>
+          <w:szCs w:val="24"/>
+        </w:rPr>
+        <w:t xml:space="preserve"> human dominance</w:t>
+      </w:r>
+      <w:r>
+        <w:rPr>
+          <w:rFonts w:ascii="Times New Roman" w:hAnsi="Times New Roman" w:cs="Times New Roman"/>
+          <w:sz w:val="24"/>
+          <w:szCs w:val="24"/>
+        </w:rPr>
+        <w:t xml:space="preserve">. </w:t>
+      </w:r>
+      <w:r>
+        <w:rPr>
+          <w:rFonts w:ascii="Times New Roman" w:hAnsi="Times New Roman" w:cs="Times New Roman"/>
+          <w:sz w:val="24"/>
+          <w:szCs w:val="24"/>
+        </w:rPr>
+        <w:t>It may critical to understand the issues on animal domestication, such as in some case (dog), none of the extent wild populations are more related to domestic forms.</w:t>
+      </w:r>
+    </w:p>
+    <w:p>
+      <w:pPr>
+        <w:rPr>
+          <w:rFonts w:ascii="Times New Roman" w:hAnsi="Times New Roman" w:cs="Times New Roman"/>
+          <w:sz w:val="24"/>
+          <w:szCs w:val="24"/>
+        </w:rPr>
+      </w:pPr>
+      <w:r>
+        <w:rPr>
+          <w:rFonts w:ascii="Times New Roman" w:hAnsi="Times New Roman" w:cs="Times New Roman"/>
+          <w:sz w:val="24"/>
+          <w:szCs w:val="24"/>
+        </w:rPr>
+        <w:t xml:space="preserve">Furthermore, we presented the assemblies of two wild duck species’ genome and provide genomic sequencing data of eight domestic duck breeds and eight wild duck species, together with two outgroups (Muscovy duck and Taihu goose). We </w:t>
+      </w:r>
+      <w:r>
+        <w:rPr>
+          <w:rFonts w:ascii="Times New Roman" w:hAnsi="Times New Roman" w:cs="Times New Roman" w:hint="eastAsia"/>
+          <w:sz w:val="24"/>
+          <w:szCs w:val="24"/>
+        </w:rPr>
+        <w:t>al</w:t>
+      </w:r>
+      <w:r>
+        <w:rPr>
+          <w:rFonts w:ascii="Times New Roman" w:hAnsi="Times New Roman" w:cs="Times New Roman"/>
+          <w:sz w:val="24"/>
+          <w:szCs w:val="24"/>
+        </w:rPr>
+        <w:t>so</w:t>
+      </w:r>
+      <w:r>
+        <w:rPr>
+          <w:rFonts w:ascii="Times New Roman" w:hAnsi="Times New Roman" w:cs="Times New Roman"/>
+          <w:sz w:val="24"/>
+          <w:szCs w:val="24"/>
+        </w:rPr>
+        <w:t xml:space="preserve"> provide functional experiment to support our selection analysis. </w:t>
+      </w:r>
+      <w:r>
+        <w:rPr>
+          <w:rFonts w:ascii="Times New Roman" w:hAnsi="Times New Roman" w:cs="Times New Roman"/>
+          <w:sz w:val="24"/>
+          <w:szCs w:val="24"/>
+        </w:rPr>
+        <w:t>Data and analyses of a recent speciation in mallard and spot-billed ducks may help to decipher the</w:t>
       </w:r>
       <w:r>
         <w:rPr>
@@ -527,47 +614,88 @@
           <w:sz w:val="24"/>
           <w:szCs w:val="24"/>
         </w:rPr>
-        <w:t>our result</w:t>
-      </w:r>
-      <w:r>
-        <w:rPr>
-          <w:rFonts w:ascii="Times New Roman" w:hAnsi="Times New Roman" w:cs="Times New Roman"/>
-          <w:sz w:val="24"/>
-          <w:szCs w:val="24"/>
-        </w:rPr>
-        <w:t>s</w:t>
-      </w:r>
-      <w:r>
-        <w:rPr>
-          <w:rFonts w:ascii="Times New Roman" w:hAnsi="Times New Roman" w:cs="Times New Roman"/>
-          <w:sz w:val="24"/>
-          <w:szCs w:val="24"/>
-        </w:rPr>
-        <w:t xml:space="preserve"> indicate</w:t>
-      </w:r>
-      <w:r>
-        <w:rPr>
-          <w:rFonts w:ascii="Times New Roman" w:hAnsi="Times New Roman" w:cs="Times New Roman"/>
-          <w:sz w:val="24"/>
-          <w:szCs w:val="24"/>
-        </w:rPr>
-        <w:t>d</w:t>
-      </w:r>
-      <w:r>
-        <w:rPr>
-          <w:rFonts w:ascii="Times New Roman" w:hAnsi="Times New Roman" w:cs="Times New Roman"/>
-          <w:sz w:val="24"/>
-          <w:szCs w:val="24"/>
-        </w:rPr>
-        <w:t xml:space="preserve"> that </w:t>
-      </w:r>
-      <w:r>
-        <w:rPr>
-          <w:rFonts w:ascii="Times New Roman" w:hAnsi="Times New Roman" w:cs="Times New Roman"/>
-          <w:sz w:val="24"/>
-          <w:szCs w:val="24"/>
-        </w:rPr>
-        <w:t>the domestication process of duck</w:t>
+        <w:t xml:space="preserve">speciation </w:t>
+      </w:r>
+      <w:r>
+        <w:rPr>
+          <w:rFonts w:ascii="Times New Roman" w:hAnsi="Times New Roman" w:cs="Times New Roman"/>
+          <w:sz w:val="24"/>
+          <w:szCs w:val="24"/>
+        </w:rPr>
+        <w:t xml:space="preserve">mechanism and may help us to understand the origins of biodiversity. </w:t>
+      </w:r>
+    </w:p>
+    <w:p>
+      <w:pPr>
+        <w:rPr>
+          <w:rFonts w:ascii="Times New Roman" w:hAnsi="Times New Roman" w:cs="Times New Roman"/>
+          <w:sz w:val="24"/>
+          <w:szCs w:val="24"/>
+        </w:rPr>
+      </w:pPr>
+      <w:r>
+        <w:rPr>
+          <w:rFonts w:ascii="Times New Roman" w:hAnsi="Times New Roman" w:cs="Times New Roman"/>
+          <w:sz w:val="24"/>
+          <w:szCs w:val="24"/>
+        </w:rPr>
+        <w:t>Our research will also have significance in functional association study that highlight the genomic context to complex function evolution</w:t>
+      </w:r>
+      <w:r>
+        <w:rPr>
+          <w:rFonts w:ascii="Times New Roman" w:hAnsi="Times New Roman" w:cs="Times New Roman"/>
+          <w:sz w:val="24"/>
+          <w:szCs w:val="24"/>
+        </w:rPr>
+        <w:t xml:space="preserve">. </w:t>
+      </w:r>
+      <w:r>
+        <w:rPr>
+          <w:rFonts w:ascii="Times New Roman" w:hAnsi="Times New Roman" w:cs="Times New Roman" w:hint="eastAsia"/>
+          <w:sz w:val="24"/>
+          <w:szCs w:val="24"/>
+        </w:rPr>
+        <w:t>B</w:t>
+      </w:r>
+      <w:r>
+        <w:rPr>
+          <w:rFonts w:ascii="Times New Roman" w:hAnsi="Times New Roman" w:cs="Times New Roman"/>
+          <w:sz w:val="24"/>
+          <w:szCs w:val="24"/>
+        </w:rPr>
+        <w:t>irds’ flight originated from dinosaurian long time ago and is a complex process</w:t>
+      </w:r>
+      <w:r>
+        <w:rPr>
+          <w:rFonts w:ascii="Times New Roman" w:hAnsi="Times New Roman" w:cs="Times New Roman"/>
+          <w:sz w:val="24"/>
+          <w:szCs w:val="24"/>
+        </w:rPr>
+        <w:t>, especially migrated flying,</w:t>
+      </w:r>
+      <w:r>
+        <w:rPr>
+          <w:rFonts w:ascii="Times New Roman" w:hAnsi="Times New Roman" w:cs="Times New Roman"/>
+          <w:sz w:val="24"/>
+          <w:szCs w:val="24"/>
+        </w:rPr>
+        <w:t xml:space="preserve"> involve series of functional changes. </w:t>
+      </w:r>
+      <w:r>
+        <w:rPr>
+          <w:rFonts w:ascii="Times New Roman" w:hAnsi="Times New Roman" w:cs="Times New Roman"/>
+          <w:sz w:val="24"/>
+          <w:szCs w:val="24"/>
+        </w:rPr>
+        <w:t xml:space="preserve">We found genetic evidence underlying such phenotype by </w:t>
+      </w:r>
+      <w:r>
+        <w:rPr>
+          <w:rFonts w:ascii="Times New Roman" w:hAnsi="Times New Roman" w:cs="Times New Roman"/>
+          <w:sz w:val="24"/>
+          <w:szCs w:val="24"/>
+        </w:rPr>
+        <w:t>discovering</w:t>
       </w:r>
       <w:r>
         <w:rPr>
@@ -583,7 +711,31 @@
           <w:sz w:val="24"/>
           <w:szCs w:val="24"/>
         </w:rPr>
-        <w:t>was more</w:t>
+        <w:t xml:space="preserve">the </w:t>
+      </w:r>
+      <w:r>
+        <w:rPr>
+          <w:rFonts w:ascii="Times New Roman" w:hAnsi="Times New Roman" w:cs="Times New Roman"/>
+          <w:sz w:val="24"/>
+          <w:szCs w:val="24"/>
+        </w:rPr>
+        <w:t xml:space="preserve">genomic </w:t>
+      </w:r>
+      <w:r>
+        <w:rPr>
+          <w:rFonts w:ascii="Times New Roman" w:hAnsi="Times New Roman" w:cs="Times New Roman"/>
+          <w:sz w:val="24"/>
+          <w:szCs w:val="24"/>
+        </w:rPr>
+        <w:t>imprint</w:t>
+      </w:r>
+      <w:r>
+        <w:rPr>
+          <w:rFonts w:ascii="Times New Roman" w:hAnsi="Times New Roman" w:cs="Times New Roman"/>
+          <w:sz w:val="24"/>
+          <w:szCs w:val="24"/>
+        </w:rPr>
+        <w:t xml:space="preserve"> through sophistical methods.</w:t>
       </w:r>
       <w:r>
         <w:rPr>
@@ -599,64 +751,121 @@
           <w:sz w:val="24"/>
           <w:szCs w:val="24"/>
         </w:rPr>
-        <w:t xml:space="preserve">a natural consequence </w:t>
-      </w:r>
-      <w:r>
-        <w:rPr>
-          <w:rFonts w:ascii="Times New Roman" w:hAnsi="Times New Roman" w:cs="Times New Roman"/>
-          <w:sz w:val="24"/>
-          <w:szCs w:val="24"/>
-        </w:rPr>
-        <w:t>related to</w:t>
-      </w:r>
-      <w:r>
-        <w:rPr>
-          <w:rFonts w:ascii="Times New Roman" w:hAnsi="Times New Roman" w:cs="Times New Roman"/>
-          <w:sz w:val="24"/>
-          <w:szCs w:val="24"/>
-        </w:rPr>
-        <w:t xml:space="preserve"> environment and resource</w:t>
-      </w:r>
-      <w:r>
-        <w:rPr>
-          <w:rFonts w:ascii="Times New Roman" w:hAnsi="Times New Roman" w:cs="Times New Roman"/>
-          <w:sz w:val="24"/>
-          <w:szCs w:val="24"/>
-        </w:rPr>
-        <w:t xml:space="preserve"> rather than</w:t>
-      </w:r>
-      <w:r>
-        <w:rPr>
-          <w:rFonts w:ascii="Times New Roman" w:hAnsi="Times New Roman" w:cs="Times New Roman"/>
-          <w:sz w:val="24"/>
-          <w:szCs w:val="24"/>
-        </w:rPr>
-        <w:t xml:space="preserve"> human dominance</w:t>
-      </w:r>
-      <w:r>
-        <w:rPr>
-          <w:rFonts w:ascii="Times New Roman" w:hAnsi="Times New Roman" w:cs="Times New Roman"/>
-          <w:sz w:val="24"/>
-          <w:szCs w:val="24"/>
-        </w:rPr>
-        <w:t xml:space="preserve">. </w:t>
-      </w:r>
-      <w:r>
-        <w:rPr>
-          <w:rFonts w:ascii="Times New Roman" w:hAnsi="Times New Roman" w:cs="Times New Roman"/>
-          <w:sz w:val="24"/>
-          <w:szCs w:val="24"/>
-        </w:rPr>
-        <w:t>We also</w:t>
-      </w:r>
-      <w:r>
-        <w:rPr>
-          <w:rFonts w:ascii="Times New Roman" w:hAnsi="Times New Roman" w:cs="Times New Roman"/>
-          <w:sz w:val="24"/>
-          <w:szCs w:val="24"/>
-        </w:rPr>
-        <w:t xml:space="preserve"> revealed the very different genetic resource between domesticated and wild animals and highlight a rethink on the relationships between human and animals, between animal evolution and ecology. </w:t>
-      </w:r>
+        <w:t>It not only highlight the evolution context for functional studies</w:t>
+      </w:r>
+      <w:r>
+        <w:rPr>
+          <w:rFonts w:ascii="Times New Roman" w:hAnsi="Times New Roman" w:cs="Times New Roman"/>
+          <w:sz w:val="24"/>
+          <w:szCs w:val="24"/>
+        </w:rPr>
+        <w:t xml:space="preserve"> and the importance in deep understanding the principle</w:t>
+      </w:r>
+      <w:r>
+        <w:rPr>
+          <w:rFonts w:ascii="Times New Roman" w:hAnsi="Times New Roman" w:cs="Times New Roman"/>
+          <w:sz w:val="24"/>
+          <w:szCs w:val="24"/>
+        </w:rPr>
+        <w:t xml:space="preserve">. As </w:t>
+      </w:r>
+      <w:r>
+        <w:rPr>
+          <w:rFonts w:ascii="Times New Roman" w:hAnsi="Times New Roman" w:cs="Times New Roman"/>
+          <w:sz w:val="24"/>
+          <w:szCs w:val="24"/>
+        </w:rPr>
+        <w:t xml:space="preserve">flight seems to be linked to evolutionary success and made birds through the extinction, this phenotype and genetic difference may also have significance in understanding domestication process. Moreover, decoding the dominate law and </w:t>
+      </w:r>
+      <w:r>
+        <w:rPr>
+          <w:rFonts w:ascii="Times New Roman" w:hAnsi="Times New Roman" w:cs="Times New Roman"/>
+          <w:sz w:val="24"/>
+          <w:szCs w:val="24"/>
+        </w:rPr>
+        <w:t xml:space="preserve">basic </w:t>
+      </w:r>
+      <w:r>
+        <w:rPr>
+          <w:rFonts w:ascii="Times New Roman" w:hAnsi="Times New Roman" w:cs="Times New Roman"/>
+          <w:sz w:val="24"/>
+          <w:szCs w:val="24"/>
+        </w:rPr>
+        <w:t xml:space="preserve">principle </w:t>
+      </w:r>
+      <w:r>
+        <w:rPr>
+          <w:rFonts w:ascii="Times New Roman" w:hAnsi="Times New Roman" w:cs="Times New Roman"/>
+          <w:sz w:val="24"/>
+          <w:szCs w:val="24"/>
+        </w:rPr>
+        <w:t>of genomic evolution could disentangle</w:t>
+      </w:r>
+      <w:r>
+        <w:rPr>
+          <w:rFonts w:ascii="Times New Roman" w:hAnsi="Times New Roman" w:cs="Times New Roman"/>
+          <w:sz w:val="24"/>
+          <w:szCs w:val="24"/>
+        </w:rPr>
+        <w:t xml:space="preserve"> </w:t>
+      </w:r>
+      <w:r>
+        <w:rPr>
+          <w:rFonts w:ascii="Times New Roman" w:hAnsi="Times New Roman" w:cs="Times New Roman"/>
+          <w:sz w:val="24"/>
+          <w:szCs w:val="24"/>
+        </w:rPr>
+        <w:t>the demography</w:t>
+      </w:r>
+      <w:r>
+        <w:rPr>
+          <w:rFonts w:ascii="Times New Roman" w:hAnsi="Times New Roman" w:cs="Times New Roman"/>
+          <w:sz w:val="24"/>
+          <w:szCs w:val="24"/>
+        </w:rPr>
+        <w:t xml:space="preserve">, </w:t>
+      </w:r>
+      <w:r>
+        <w:rPr>
+          <w:rFonts w:ascii="Times New Roman" w:hAnsi="Times New Roman" w:cs="Times New Roman"/>
+          <w:sz w:val="24"/>
+          <w:szCs w:val="24"/>
+        </w:rPr>
+        <w:t xml:space="preserve">selection </w:t>
+      </w:r>
+      <w:r>
+        <w:rPr>
+          <w:rFonts w:ascii="Times New Roman" w:hAnsi="Times New Roman" w:cs="Times New Roman"/>
+          <w:sz w:val="24"/>
+          <w:szCs w:val="24"/>
+        </w:rPr>
+        <w:t>and complex effect to conduct more important conclusions</w:t>
+      </w:r>
+      <w:r>
+        <w:rPr>
+          <w:rFonts w:ascii="Times New Roman" w:hAnsi="Times New Roman" w:cs="Times New Roman"/>
+          <w:sz w:val="24"/>
+          <w:szCs w:val="24"/>
+        </w:rPr>
+        <w:t xml:space="preserve"> which as we did</w:t>
+      </w:r>
+      <w:r>
+        <w:rPr>
+          <w:rFonts w:ascii="Times New Roman" w:hAnsi="Times New Roman" w:cs="Times New Roman"/>
+          <w:sz w:val="24"/>
+          <w:szCs w:val="24"/>
+        </w:rPr>
+        <w:t>.</w:t>
+      </w:r>
+    </w:p>
+    <w:p>
+      <w:pPr>
+        <w:rPr>
+          <w:rFonts w:ascii="Times New Roman" w:hAnsi="Times New Roman" w:cs="Times New Roman"/>
+          <w:sz w:val="24"/>
+          <w:szCs w:val="24"/>
+        </w:rPr>
+      </w:pPr>
       <w:r>
         <w:rPr>
           <w:rFonts w:ascii="Times New Roman" w:hAnsi="Times New Roman" w:cs="Times New Roman"/>
@@ -745,7 +954,7 @@
                     </pic:cNvPicPr>
                   </pic:nvPicPr>
                   <pic:blipFill>
-                    <a:blip r:embed="rId6">
+                    <a:blip r:embed="rId7">
                       <a:extLst>
                         <a:ext uri="{28A0092B-C50C-407E-A947-70E740481C1C}">
                           <a14:useLocalDpi xmlns:a14="http://schemas.microsoft.com/office/drawing/2010/main" val="0"/>
@@ -809,7 +1018,7 @@
                     </pic:cNvPicPr>
                   </pic:nvPicPr>
                   <pic:blipFill>
-                    <a:blip r:embed="rId6">
+                    <a:blip r:embed="rId7">
                       <a:extLst>
                         <a:ext uri="{28A0092B-C50C-407E-A947-70E740481C1C}">
                           <a14:useLocalDpi xmlns:a14="http://schemas.microsoft.com/office/drawing/2010/main" val="0"/>
@@ -840,7 +1049,6 @@
           </wp:inline>
         </w:drawing>
       </w:r>
-      <w:proofErr w:type="spellStart"/>
       <w:r>
         <w:rPr>
           <w:rFonts w:ascii="Times New Roman" w:eastAsia="Times New Roman" w:hAnsi="Times New Roman" w:cs="Times New Roman"/>
@@ -850,7 +1058,6 @@
         </w:rPr>
         <w:t>i</w:t>
       </w:r>
-      <w:proofErr w:type="spellEnd"/>
       <w:r>
         <w:rPr>
           <w:rFonts w:ascii="Times New Roman" w:hAnsi="Times New Roman" w:cs="Times New Roman"/>
@@ -898,618 +1105,6 @@
           <w:sz w:val="24"/>
           <w:szCs w:val="24"/>
         </w:rPr>
-        <w:t>Furthermore, w</w:t>
-      </w:r>
-      <w:r>
-        <w:rPr>
-          <w:rFonts w:ascii="Times New Roman" w:hAnsi="Times New Roman" w:cs="Times New Roman"/>
-          <w:sz w:val="24"/>
-          <w:szCs w:val="24"/>
-        </w:rPr>
-        <w:t xml:space="preserve">e </w:t>
-      </w:r>
-      <w:r>
-        <w:rPr>
-          <w:rFonts w:ascii="Times New Roman" w:hAnsi="Times New Roman" w:cs="Times New Roman"/>
-          <w:sz w:val="24"/>
-          <w:szCs w:val="24"/>
-        </w:rPr>
-        <w:t>firstly present</w:t>
-      </w:r>
-      <w:r>
-        <w:rPr>
-          <w:rFonts w:ascii="Times New Roman" w:hAnsi="Times New Roman" w:cs="Times New Roman"/>
-          <w:sz w:val="24"/>
-          <w:szCs w:val="24"/>
-        </w:rPr>
-        <w:t>ed</w:t>
-      </w:r>
-      <w:r>
-        <w:rPr>
-          <w:rFonts w:ascii="Times New Roman" w:hAnsi="Times New Roman" w:cs="Times New Roman"/>
-          <w:sz w:val="24"/>
-          <w:szCs w:val="24"/>
-        </w:rPr>
-        <w:t xml:space="preserve"> the whole-genome sequences of two wild duck species and provide genomic sequencing data of eight domestic duck breeds and eight wild duck species, together with two outgroups (Muscovy duck and </w:t>
-      </w:r>
-      <w:proofErr w:type="spellStart"/>
-      <w:r>
-        <w:rPr>
-          <w:rFonts w:ascii="Times New Roman" w:hAnsi="Times New Roman" w:cs="Times New Roman"/>
-          <w:sz w:val="24"/>
-          <w:szCs w:val="24"/>
-        </w:rPr>
-        <w:t>Taihu</w:t>
-      </w:r>
-      <w:proofErr w:type="spellEnd"/>
-      <w:r>
-        <w:rPr>
-          <w:rFonts w:ascii="Times New Roman" w:hAnsi="Times New Roman" w:cs="Times New Roman"/>
-          <w:sz w:val="24"/>
-          <w:szCs w:val="24"/>
-        </w:rPr>
-        <w:t xml:space="preserve"> goose).</w:t>
-      </w:r>
-      <w:r>
-        <w:rPr>
-          <w:rFonts w:ascii="Times New Roman" w:hAnsi="Times New Roman" w:cs="Times New Roman"/>
-          <w:sz w:val="24"/>
-          <w:szCs w:val="24"/>
-        </w:rPr>
-        <w:t xml:space="preserve"> We </w:t>
-      </w:r>
-      <w:r>
-        <w:rPr>
-          <w:rFonts w:ascii="Times New Roman" w:hAnsi="Times New Roman" w:cs="Times New Roman"/>
-          <w:sz w:val="24"/>
-          <w:szCs w:val="24"/>
-        </w:rPr>
-        <w:t>perform</w:t>
-      </w:r>
-      <w:r>
-        <w:rPr>
-          <w:rFonts w:ascii="Times New Roman" w:hAnsi="Times New Roman" w:cs="Times New Roman"/>
-          <w:sz w:val="24"/>
-          <w:szCs w:val="24"/>
-        </w:rPr>
-        <w:t>ed</w:t>
-      </w:r>
-      <w:r>
-        <w:rPr>
-          <w:rFonts w:ascii="Times New Roman" w:hAnsi="Times New Roman" w:cs="Times New Roman"/>
-          <w:sz w:val="24"/>
-          <w:szCs w:val="24"/>
-        </w:rPr>
-        <w:t xml:space="preserve"> demography and selection analyses in wild and domestic ducks, and provide functional</w:t>
-      </w:r>
-      <w:r>
-        <w:rPr>
-          <w:rFonts w:ascii="Times New Roman" w:hAnsi="Times New Roman" w:cs="Times New Roman"/>
-          <w:sz w:val="24"/>
-          <w:szCs w:val="24"/>
-        </w:rPr>
-        <w:t xml:space="preserve"> experiment to</w:t>
-      </w:r>
-      <w:r>
-        <w:rPr>
-          <w:rFonts w:ascii="Times New Roman" w:hAnsi="Times New Roman" w:cs="Times New Roman"/>
-          <w:sz w:val="24"/>
-          <w:szCs w:val="24"/>
-        </w:rPr>
-        <w:t xml:space="preserve"> support </w:t>
-      </w:r>
-      <w:r>
-        <w:rPr>
-          <w:rFonts w:ascii="Times New Roman" w:hAnsi="Times New Roman" w:cs="Times New Roman"/>
-          <w:sz w:val="24"/>
-          <w:szCs w:val="24"/>
-        </w:rPr>
-        <w:t>our selection analysis</w:t>
-      </w:r>
-      <w:r>
-        <w:rPr>
-          <w:rFonts w:ascii="Times New Roman" w:hAnsi="Times New Roman" w:cs="Times New Roman"/>
-          <w:sz w:val="24"/>
-          <w:szCs w:val="24"/>
-        </w:rPr>
-        <w:t>.</w:t>
-      </w:r>
-      <w:r>
-        <w:rPr>
-          <w:rFonts w:ascii="Times New Roman" w:hAnsi="Times New Roman" w:cs="Times New Roman"/>
-          <w:sz w:val="24"/>
-          <w:szCs w:val="24"/>
-        </w:rPr>
-        <w:t xml:space="preserve"> </w:t>
-      </w:r>
-      <w:r>
-        <w:rPr>
-          <w:rFonts w:ascii="Times New Roman" w:hAnsi="Times New Roman" w:cs="Times New Roman"/>
-          <w:sz w:val="24"/>
-          <w:szCs w:val="24"/>
-        </w:rPr>
-        <w:t>Our finding may help to understand how animals are domesticated and why</w:t>
-      </w:r>
-      <w:r>
-        <w:rPr>
-          <w:rFonts w:ascii="Times New Roman" w:hAnsi="Times New Roman" w:cs="Times New Roman"/>
-          <w:sz w:val="24"/>
-          <w:szCs w:val="24"/>
-        </w:rPr>
-        <w:t>, in some case</w:t>
-      </w:r>
-      <w:r>
-        <w:rPr>
-          <w:rFonts w:ascii="Times New Roman" w:hAnsi="Times New Roman" w:cs="Times New Roman"/>
-          <w:sz w:val="24"/>
-          <w:szCs w:val="24"/>
-        </w:rPr>
-        <w:t xml:space="preserve"> (dog)</w:t>
-      </w:r>
-      <w:r>
-        <w:rPr>
-          <w:rFonts w:ascii="Times New Roman" w:hAnsi="Times New Roman" w:cs="Times New Roman"/>
-          <w:sz w:val="24"/>
-          <w:szCs w:val="24"/>
-        </w:rPr>
-        <w:t>,</w:t>
-      </w:r>
-      <w:r>
-        <w:rPr>
-          <w:rFonts w:ascii="Times New Roman" w:hAnsi="Times New Roman" w:cs="Times New Roman"/>
-          <w:sz w:val="24"/>
-          <w:szCs w:val="24"/>
-        </w:rPr>
-        <w:t xml:space="preserve"> none of the extent wild populations are more </w:t>
-      </w:r>
-      <w:r>
-        <w:rPr>
-          <w:rFonts w:ascii="Times New Roman" w:hAnsi="Times New Roman" w:cs="Times New Roman"/>
-          <w:sz w:val="24"/>
-          <w:szCs w:val="24"/>
-        </w:rPr>
-        <w:t>related</w:t>
-      </w:r>
-      <w:r>
-        <w:rPr>
-          <w:rFonts w:ascii="Times New Roman" w:hAnsi="Times New Roman" w:cs="Times New Roman"/>
-          <w:sz w:val="24"/>
-          <w:szCs w:val="24"/>
-        </w:rPr>
-        <w:t xml:space="preserve"> to domestic forms. What is the different</w:t>
-      </w:r>
-      <w:r>
-        <w:rPr>
-          <w:rFonts w:ascii="Times New Roman" w:hAnsi="Times New Roman" w:cs="Times New Roman"/>
-          <w:sz w:val="24"/>
-          <w:szCs w:val="24"/>
-        </w:rPr>
-        <w:t xml:space="preserve"> mechanism</w:t>
-      </w:r>
-      <w:r>
-        <w:rPr>
-          <w:rFonts w:ascii="Times New Roman" w:hAnsi="Times New Roman" w:cs="Times New Roman"/>
-          <w:sz w:val="24"/>
-          <w:szCs w:val="24"/>
-        </w:rPr>
-        <w:t xml:space="preserve"> between speciation process and domestication process</w:t>
-      </w:r>
-      <w:r>
-        <w:rPr>
-          <w:rFonts w:ascii="Times New Roman" w:hAnsi="Times New Roman" w:cs="Times New Roman"/>
-          <w:sz w:val="24"/>
-          <w:szCs w:val="24"/>
-        </w:rPr>
-        <w:t>,</w:t>
-      </w:r>
-      <w:r>
-        <w:rPr>
-          <w:rFonts w:ascii="Times New Roman" w:hAnsi="Times New Roman" w:cs="Times New Roman"/>
-          <w:sz w:val="24"/>
-          <w:szCs w:val="24"/>
-        </w:rPr>
-        <w:t xml:space="preserve"> which</w:t>
-      </w:r>
-      <w:r>
-        <w:rPr>
-          <w:rFonts w:ascii="Times New Roman" w:hAnsi="Times New Roman" w:cs="Times New Roman"/>
-          <w:sz w:val="24"/>
-          <w:szCs w:val="24"/>
-        </w:rPr>
-        <w:t xml:space="preserve"> </w:t>
-      </w:r>
-      <w:r>
-        <w:rPr>
-          <w:rFonts w:ascii="Times New Roman" w:hAnsi="Times New Roman" w:cs="Times New Roman"/>
-          <w:sz w:val="24"/>
-          <w:szCs w:val="24"/>
-        </w:rPr>
-        <w:t>both involv</w:t>
-      </w:r>
-      <w:r>
-        <w:rPr>
-          <w:rFonts w:ascii="Times New Roman" w:hAnsi="Times New Roman" w:cs="Times New Roman"/>
-          <w:sz w:val="24"/>
-          <w:szCs w:val="24"/>
-        </w:rPr>
-        <w:t>ing</w:t>
-      </w:r>
-      <w:r>
-        <w:rPr>
-          <w:rFonts w:ascii="Times New Roman" w:hAnsi="Times New Roman" w:cs="Times New Roman"/>
-          <w:sz w:val="24"/>
-          <w:szCs w:val="24"/>
-        </w:rPr>
-        <w:t xml:space="preserve"> isolation and </w:t>
-      </w:r>
-      <w:r>
-        <w:rPr>
-          <w:rFonts w:ascii="Times New Roman" w:hAnsi="Times New Roman" w:cs="Times New Roman"/>
-          <w:sz w:val="24"/>
-          <w:szCs w:val="24"/>
-        </w:rPr>
-        <w:t xml:space="preserve">producing </w:t>
-      </w:r>
-      <w:r>
-        <w:rPr>
-          <w:rFonts w:ascii="Times New Roman" w:hAnsi="Times New Roman" w:cs="Times New Roman"/>
-          <w:sz w:val="24"/>
-          <w:szCs w:val="24"/>
-        </w:rPr>
-        <w:t>new species (</w:t>
-      </w:r>
-      <w:r>
-        <w:rPr>
-          <w:rFonts w:ascii="Times New Roman" w:hAnsi="Times New Roman" w:cs="Times New Roman"/>
-          <w:sz w:val="24"/>
-          <w:szCs w:val="24"/>
-        </w:rPr>
-        <w:t xml:space="preserve">or </w:t>
-      </w:r>
-      <w:r>
-        <w:rPr>
-          <w:rFonts w:ascii="Times New Roman" w:hAnsi="Times New Roman" w:cs="Times New Roman"/>
-          <w:sz w:val="24"/>
-          <w:szCs w:val="24"/>
-        </w:rPr>
-        <w:t>breed</w:t>
-      </w:r>
-      <w:r>
-        <w:rPr>
-          <w:rFonts w:ascii="Times New Roman" w:hAnsi="Times New Roman" w:cs="Times New Roman"/>
-          <w:sz w:val="24"/>
-          <w:szCs w:val="24"/>
-        </w:rPr>
-        <w:t>s</w:t>
-      </w:r>
-      <w:r>
-        <w:rPr>
-          <w:rFonts w:ascii="Times New Roman" w:hAnsi="Times New Roman" w:cs="Times New Roman"/>
-          <w:sz w:val="24"/>
-          <w:szCs w:val="24"/>
-        </w:rPr>
-        <w:t>)</w:t>
-      </w:r>
-      <w:r>
-        <w:rPr>
-          <w:rFonts w:ascii="Times New Roman" w:hAnsi="Times New Roman" w:cs="Times New Roman"/>
-          <w:sz w:val="24"/>
-          <w:szCs w:val="24"/>
-        </w:rPr>
-        <w:t xml:space="preserve">, </w:t>
-      </w:r>
-      <w:r>
-        <w:rPr>
-          <w:rFonts w:ascii="Times New Roman" w:hAnsi="Times New Roman" w:cs="Times New Roman"/>
-          <w:sz w:val="24"/>
-          <w:szCs w:val="24"/>
-        </w:rPr>
-        <w:t>and</w:t>
-      </w:r>
-      <w:r>
-        <w:rPr>
-          <w:rFonts w:ascii="Times New Roman" w:hAnsi="Times New Roman" w:cs="Times New Roman"/>
-          <w:sz w:val="24"/>
-          <w:szCs w:val="24"/>
-        </w:rPr>
-        <w:t xml:space="preserve"> may help </w:t>
-      </w:r>
-      <w:r>
-        <w:rPr>
-          <w:rFonts w:ascii="Times New Roman" w:hAnsi="Times New Roman" w:cs="Times New Roman"/>
-          <w:sz w:val="24"/>
-          <w:szCs w:val="24"/>
-        </w:rPr>
-        <w:t xml:space="preserve">us to </w:t>
-      </w:r>
-      <w:r>
-        <w:rPr>
-          <w:rFonts w:ascii="Times New Roman" w:hAnsi="Times New Roman" w:cs="Times New Roman"/>
-          <w:sz w:val="24"/>
-          <w:szCs w:val="24"/>
-        </w:rPr>
-        <w:t xml:space="preserve">understand </w:t>
-      </w:r>
-      <w:r>
-        <w:rPr>
-          <w:rFonts w:ascii="Times New Roman" w:hAnsi="Times New Roman" w:cs="Times New Roman"/>
-          <w:sz w:val="24"/>
-          <w:szCs w:val="24"/>
-        </w:rPr>
-        <w:t>the</w:t>
-      </w:r>
-      <w:r>
-        <w:rPr>
-          <w:rFonts w:ascii="Times New Roman" w:hAnsi="Times New Roman" w:cs="Times New Roman"/>
-          <w:sz w:val="24"/>
-          <w:szCs w:val="24"/>
-        </w:rPr>
-        <w:t xml:space="preserve"> origin</w:t>
-      </w:r>
-      <w:r>
-        <w:rPr>
-          <w:rFonts w:ascii="Times New Roman" w:hAnsi="Times New Roman" w:cs="Times New Roman"/>
-          <w:sz w:val="24"/>
-          <w:szCs w:val="24"/>
-        </w:rPr>
-        <w:t>s</w:t>
-      </w:r>
-      <w:r>
-        <w:rPr>
-          <w:rFonts w:ascii="Times New Roman" w:hAnsi="Times New Roman" w:cs="Times New Roman"/>
-          <w:sz w:val="24"/>
-          <w:szCs w:val="24"/>
-        </w:rPr>
-        <w:t xml:space="preserve"> of biodiversity</w:t>
-      </w:r>
-      <w:r>
-        <w:rPr>
-          <w:rFonts w:ascii="Times New Roman" w:hAnsi="Times New Roman" w:cs="Times New Roman"/>
-          <w:sz w:val="24"/>
-          <w:szCs w:val="24"/>
-        </w:rPr>
-        <w:t xml:space="preserve">. </w:t>
-      </w:r>
-      <w:r>
-        <w:rPr>
-          <w:rFonts w:ascii="Times New Roman" w:hAnsi="Times New Roman" w:cs="Times New Roman"/>
-          <w:sz w:val="24"/>
-          <w:szCs w:val="24"/>
-        </w:rPr>
-        <w:t>Whole genomic sequence of m</w:t>
-      </w:r>
-      <w:r>
-        <w:rPr>
-          <w:rFonts w:ascii="Times New Roman" w:hAnsi="Times New Roman" w:cs="Times New Roman"/>
-          <w:sz w:val="24"/>
-          <w:szCs w:val="24"/>
-        </w:rPr>
-        <w:t>allard and spot-billed ducks</w:t>
-      </w:r>
-      <w:r>
-        <w:rPr>
-          <w:rFonts w:ascii="Times New Roman" w:hAnsi="Times New Roman" w:cs="Times New Roman"/>
-          <w:sz w:val="24"/>
-          <w:szCs w:val="24"/>
-        </w:rPr>
-        <w:t xml:space="preserve"> who have</w:t>
-      </w:r>
-      <w:r>
-        <w:rPr>
-          <w:rFonts w:ascii="Times New Roman" w:hAnsi="Times New Roman" w:cs="Times New Roman"/>
-          <w:sz w:val="24"/>
-          <w:szCs w:val="24"/>
-        </w:rPr>
-        <w:t xml:space="preserve"> </w:t>
-      </w:r>
-      <w:r>
-        <w:rPr>
-          <w:rFonts w:ascii="Times New Roman" w:hAnsi="Times New Roman" w:cs="Times New Roman"/>
-          <w:sz w:val="24"/>
-          <w:szCs w:val="24"/>
-        </w:rPr>
-        <w:t>only tens of thousand</w:t>
-      </w:r>
-      <w:r>
-        <w:rPr>
-          <w:rFonts w:ascii="Times New Roman" w:hAnsi="Times New Roman" w:cs="Times New Roman"/>
-          <w:sz w:val="24"/>
-          <w:szCs w:val="24"/>
-        </w:rPr>
-        <w:t>s</w:t>
-      </w:r>
-      <w:r>
-        <w:rPr>
-          <w:rFonts w:ascii="Times New Roman" w:hAnsi="Times New Roman" w:cs="Times New Roman"/>
-          <w:sz w:val="24"/>
-          <w:szCs w:val="24"/>
-        </w:rPr>
-        <w:t xml:space="preserve"> year </w:t>
-      </w:r>
-      <w:r>
-        <w:rPr>
-          <w:rFonts w:ascii="Times New Roman" w:hAnsi="Times New Roman" w:cs="Times New Roman"/>
-          <w:sz w:val="24"/>
-          <w:szCs w:val="24"/>
-        </w:rPr>
-        <w:t>divergence</w:t>
-      </w:r>
-      <w:r>
-        <w:rPr>
-          <w:rFonts w:ascii="Times New Roman" w:hAnsi="Times New Roman" w:cs="Times New Roman"/>
-          <w:sz w:val="24"/>
-          <w:szCs w:val="24"/>
-        </w:rPr>
-        <w:t xml:space="preserve"> time</w:t>
-      </w:r>
-      <w:r>
-        <w:rPr>
-          <w:rFonts w:ascii="Times New Roman" w:hAnsi="Times New Roman" w:cs="Times New Roman"/>
-          <w:sz w:val="24"/>
-          <w:szCs w:val="24"/>
-        </w:rPr>
-        <w:t xml:space="preserve"> that</w:t>
-      </w:r>
-      <w:r>
-        <w:rPr>
-          <w:rFonts w:ascii="Times New Roman" w:hAnsi="Times New Roman" w:cs="Times New Roman"/>
-          <w:sz w:val="24"/>
-          <w:szCs w:val="24"/>
-        </w:rPr>
-        <w:t xml:space="preserve"> </w:t>
-      </w:r>
-      <w:r>
-        <w:rPr>
-          <w:rFonts w:ascii="Times New Roman" w:hAnsi="Times New Roman" w:cs="Times New Roman"/>
-          <w:sz w:val="24"/>
-          <w:szCs w:val="24"/>
-        </w:rPr>
-        <w:t xml:space="preserve">is largely shorter than previous thought, </w:t>
-      </w:r>
-      <w:r>
-        <w:rPr>
-          <w:rFonts w:ascii="Times New Roman" w:hAnsi="Times New Roman" w:cs="Times New Roman"/>
-          <w:sz w:val="24"/>
-          <w:szCs w:val="24"/>
-        </w:rPr>
-        <w:t>could</w:t>
-      </w:r>
-      <w:r>
-        <w:rPr>
-          <w:rFonts w:ascii="Times New Roman" w:hAnsi="Times New Roman" w:cs="Times New Roman"/>
-          <w:sz w:val="24"/>
-          <w:szCs w:val="24"/>
-        </w:rPr>
-        <w:t xml:space="preserve"> </w:t>
-      </w:r>
-      <w:r>
-        <w:rPr>
-          <w:rFonts w:ascii="Times New Roman" w:hAnsi="Times New Roman" w:cs="Times New Roman"/>
-          <w:sz w:val="24"/>
-          <w:szCs w:val="24"/>
-        </w:rPr>
-        <w:t>serv</w:t>
-      </w:r>
-      <w:r>
-        <w:rPr>
-          <w:rFonts w:ascii="Times New Roman" w:hAnsi="Times New Roman" w:cs="Times New Roman"/>
-          <w:sz w:val="24"/>
-          <w:szCs w:val="24"/>
-        </w:rPr>
-        <w:t>e</w:t>
-      </w:r>
-      <w:r>
-        <w:rPr>
-          <w:rFonts w:ascii="Times New Roman" w:hAnsi="Times New Roman" w:cs="Times New Roman"/>
-          <w:sz w:val="24"/>
-          <w:szCs w:val="24"/>
-        </w:rPr>
-        <w:t xml:space="preserve"> as an </w:t>
-      </w:r>
-      <w:r>
-        <w:rPr>
-          <w:rFonts w:ascii="Times New Roman" w:hAnsi="Times New Roman" w:cs="Times New Roman"/>
-          <w:sz w:val="24"/>
-          <w:szCs w:val="24"/>
-        </w:rPr>
-        <w:t>important</w:t>
-      </w:r>
-      <w:r>
-        <w:rPr>
-          <w:rFonts w:ascii="Times New Roman" w:hAnsi="Times New Roman" w:cs="Times New Roman"/>
-          <w:sz w:val="24"/>
-          <w:szCs w:val="24"/>
-        </w:rPr>
-        <w:t xml:space="preserve"> </w:t>
-      </w:r>
-      <w:r>
-        <w:rPr>
-          <w:rFonts w:ascii="Times New Roman" w:hAnsi="Times New Roman" w:cs="Times New Roman"/>
-          <w:sz w:val="24"/>
-          <w:szCs w:val="24"/>
-        </w:rPr>
-        <w:t>material</w:t>
-      </w:r>
-      <w:r>
-        <w:rPr>
-          <w:rFonts w:ascii="Times New Roman" w:hAnsi="Times New Roman" w:cs="Times New Roman"/>
-          <w:sz w:val="24"/>
-          <w:szCs w:val="24"/>
-        </w:rPr>
-        <w:t xml:space="preserve"> for</w:t>
-      </w:r>
-      <w:r>
-        <w:rPr>
-          <w:rFonts w:ascii="Times New Roman" w:hAnsi="Times New Roman" w:cs="Times New Roman"/>
-          <w:sz w:val="24"/>
-          <w:szCs w:val="24"/>
-        </w:rPr>
-        <w:t xml:space="preserve"> </w:t>
-      </w:r>
-      <w:r>
-        <w:rPr>
-          <w:rFonts w:ascii="Times New Roman" w:hAnsi="Times New Roman" w:cs="Times New Roman"/>
-          <w:sz w:val="24"/>
-          <w:szCs w:val="24"/>
-        </w:rPr>
-        <w:t>revealing</w:t>
-      </w:r>
-      <w:r>
-        <w:rPr>
-          <w:rFonts w:ascii="Times New Roman" w:hAnsi="Times New Roman" w:cs="Times New Roman"/>
-          <w:sz w:val="24"/>
-          <w:szCs w:val="24"/>
-        </w:rPr>
-        <w:t xml:space="preserve"> </w:t>
-      </w:r>
-      <w:r>
-        <w:rPr>
-          <w:rFonts w:ascii="Times New Roman" w:hAnsi="Times New Roman" w:cs="Times New Roman"/>
-          <w:sz w:val="24"/>
-          <w:szCs w:val="24"/>
-        </w:rPr>
-        <w:t>w</w:t>
-      </w:r>
-      <w:r>
-        <w:rPr>
-          <w:rFonts w:ascii="Times New Roman" w:hAnsi="Times New Roman" w:cs="Times New Roman"/>
-          <w:sz w:val="24"/>
-          <w:szCs w:val="24"/>
-        </w:rPr>
-        <w:t>hat happened in the very beginning stage of speciation process</w:t>
-      </w:r>
-      <w:r>
-        <w:rPr>
-          <w:rFonts w:ascii="Times New Roman" w:hAnsi="Times New Roman" w:cs="Times New Roman"/>
-          <w:sz w:val="24"/>
-          <w:szCs w:val="24"/>
-        </w:rPr>
-        <w:t>, especially which process drive the evolution of genomic divergence</w:t>
-      </w:r>
-      <w:r>
-        <w:rPr>
-          <w:rFonts w:ascii="Times New Roman" w:hAnsi="Times New Roman" w:cs="Times New Roman"/>
-          <w:sz w:val="24"/>
-          <w:szCs w:val="24"/>
-        </w:rPr>
-        <w:t>.</w:t>
-      </w:r>
-    </w:p>
-    <w:p>
-      <w:pPr>
-        <w:rPr>
-          <w:rFonts w:ascii="Times New Roman" w:hAnsi="Times New Roman" w:cs="Times New Roman"/>
-          <w:sz w:val="24"/>
-          <w:szCs w:val="24"/>
-        </w:rPr>
-      </w:pPr>
-      <w:r>
-        <w:rPr>
-          <w:rFonts w:ascii="Times New Roman" w:hAnsi="Times New Roman" w:cs="Times New Roman"/>
-          <w:sz w:val="24"/>
-          <w:szCs w:val="24"/>
-        </w:rPr>
-        <w:lastRenderedPageBreak/>
         <w:t>We feel</w:t>
       </w:r>
       <w:r>
@@ -1600,6 +1195,7 @@
           <w:sz w:val="24"/>
           <w:szCs w:val="24"/>
         </w:rPr>
+        <w:lastRenderedPageBreak/>
         <w:t>Molecular</w:t>
       </w:r>
       <w:r>
@@ -1671,6 +1267,14 @@
           <w:szCs w:val="24"/>
         </w:rPr>
         <w:t>, one supplemental information file</w:t>
+      </w:r>
+      <w:r>
+        <w:rPr>
+          <w:rFonts w:ascii="Times New Roman" w:hAnsi="Times New Roman" w:cs="Times New Roman"/>
+          <w:sz w:val="24"/>
+          <w:szCs w:val="24"/>
+        </w:rPr>
+        <w:t xml:space="preserve"> one supplemental figure</w:t>
       </w:r>
       <w:r>
         <w:rPr>
@@ -1818,16 +1422,7 @@
                                 <w:sz w:val="24"/>
                                 <w:szCs w:val="24"/>
                               </w:rPr>
-                              <w:t>N</w:t>
-                            </w:r>
-                            <w:bookmarkStart w:id="0" w:name="_GoBack"/>
-                            <w:r>
-                              <w:rPr>
-                                <w:rFonts w:ascii="Times New Roman" w:hAnsi="Times New Roman" w:cs="Times New Roman"/>
-                                <w:sz w:val="24"/>
-                                <w:szCs w:val="24"/>
-                              </w:rPr>
-                              <w:t>ing Li</w:t>
+                              <w:t>Ning Li</w:t>
                             </w:r>
                           </w:p>
                           <w:p>
@@ -1938,7 +1533,6 @@
                               </w:rPr>
                               <w:t>Fax: 0086 10 6273 3904</w:t>
                             </w:r>
-                            <w:bookmarkEnd w:id="0"/>
                           </w:p>
                         </w:txbxContent>
                       </wps:txbx>
@@ -1981,16 +1575,7 @@
                           <w:sz w:val="24"/>
                           <w:szCs w:val="24"/>
                         </w:rPr>
-                        <w:t>N</w:t>
-                      </w:r>
-                      <w:bookmarkStart w:id="1" w:name="_GoBack"/>
-                      <w:r>
-                        <w:rPr>
-                          <w:rFonts w:ascii="Times New Roman" w:hAnsi="Times New Roman" w:cs="Times New Roman"/>
-                          <w:sz w:val="24"/>
-                          <w:szCs w:val="24"/>
-                        </w:rPr>
-                        <w:t>ing Li</w:t>
+                        <w:t>Ning Li</w:t>
                       </w:r>
                     </w:p>
                     <w:p>
@@ -2101,7 +1686,6 @@
                         </w:rPr>
                         <w:t>Fax: 0086 10 6273 3904</w:t>
                       </w:r>
-                      <w:bookmarkEnd w:id="1"/>
                     </w:p>
                   </w:txbxContent>
                 </v:textbox>
@@ -2158,6 +1742,14 @@
     </w:p>
   </w:footnote>
 </w:footnotes>
+</file>
+
+<file path=word/people.xml><?xml version="1.0" encoding="utf-8"?>
+<w15:people xmlns:wpc="http://schemas.microsoft.com/office/word/2010/wordprocessingCanvas" xmlns:cx="http://schemas.microsoft.com/office/drawing/2014/chartex" xmlns:cx1="http://schemas.microsoft.com/office/drawing/2015/9/8/chartex" xmlns:cx2="http://schemas.microsoft.com/office/drawing/2015/10/21/chartex" xmlns:cx3="http://schemas.microsoft.com/office/drawing/2016/5/9/chartex" xmlns:cx4="http://schemas.microsoft.com/office/drawing/2016/5/10/chartex" xmlns:cx5="http://schemas.microsoft.com/office/drawing/2016/5/11/chartex" xmlns:cx6="http://schemas.microsoft.com/office/drawing/2016/5/12/chartex" xmlns:cx7="http://schemas.microsoft.com/office/drawing/2016/5/13/chartex" xmlns:cx8="http://schemas.microsoft.com/office/drawing/2016/5/14/chartex" xmlns:mc="http://schemas.openxmlformats.org/markup-compatibility/2006" xmlns:aink="http://schemas.microsoft.com/office/drawing/2016/ink" xmlns:am3d="http://schemas.microsoft.com/office/drawing/2017/model3d" xmlns:o="urn:schemas-microsoft-com:office:office" xmlns:r="http://schemas.openxmlformats.org/officeDocument/2006/relationships" xmlns:m="http://schemas.openxmlformats.org/officeDocument/2006/math" xmlns:v="urn:schemas-microsoft-com:vml" xmlns:wp14="http://schemas.microsoft.com/office/word/2010/wordprocessingDrawing" xmlns:wp="http://schemas.openxmlformats.org/drawingml/2006/wordprocessingDrawing" xmlns:w10="urn:schemas-microsoft-com:office:word" xmlns:w="http://schemas.openxmlformats.org/wordprocessingml/2006/main" xmlns:w14="http://schemas.microsoft.com/office/word/2010/wordml" xmlns:w15="http://schemas.microsoft.com/office/word/2012/wordml" xmlns:w16cid="http://schemas.microsoft.com/office/word/2016/wordml/cid" xmlns:w16se="http://schemas.microsoft.com/office/word/2015/wordml/symex" xmlns:wpg="http://schemas.microsoft.com/office/word/2010/wordprocessingGroup" xmlns:wpi="http://schemas.microsoft.com/office/word/2010/wordprocessingInk" xmlns:wne="http://schemas.microsoft.com/office/word/2006/wordml" xmlns:wps="http://schemas.microsoft.com/office/word/2010/wordprocessingShape" mc:Ignorable="w14 w15 w16se w16cid wp14">
+  <w15:person w15:author="RuiLiu">
+    <w15:presenceInfo w15:providerId="None" w15:userId="RuiLiu"/>
+  </w15:person>
+</w15:people>
 </file>
 
 <file path=word/styles.xml><?xml version="1.0" encoding="utf-8"?>
@@ -2950,4 +2542,16 @@
     </a:ext>
   </a:extLst>
 </a:theme>
+</file>
+
+<file path=customXml/item1.xml><?xml version="1.0" encoding="utf-8"?>
+<b:Sources xmlns:b="http://schemas.openxmlformats.org/officeDocument/2006/bibliography" xmlns="http://schemas.openxmlformats.org/officeDocument/2006/bibliography" SelectedStyle="\APASixthEditionOfficeOnline.xsl" StyleName="APA" Version="6"/>
+</file>
+
+<file path=customXml/itemProps1.xml><?xml version="1.0" encoding="utf-8"?>
+<ds:datastoreItem xmlns:ds="http://schemas.openxmlformats.org/officeDocument/2006/customXml" ds:itemID="{60AC8416-6A18-41D6-B764-933AAA439801}">
+  <ds:schemaRefs>
+    <ds:schemaRef ds:uri="http://schemas.openxmlformats.org/officeDocument/2006/bibliography"/>
+  </ds:schemaRefs>
+</ds:datastoreItem>
 </file>
--- a/MS/molecular ecology之后/coverletter science-ME.docx
+++ b/MS/molecular ecology之后/coverletter science-ME.docx
@@ -73,11 +73,13 @@
         <w:rPr>
           <w:rFonts w:ascii="Times New Roman" w:hAnsi="Times New Roman" w:cs="Times New Roman"/>
           <w:b/>
+          <w:bCs/>
           <w:i/>
-          <w:sz w:val="24"/>
-          <w:szCs w:val="24"/>
-        </w:rPr>
-        <w:t>Molecular Ecology</w:t>
+          <w:iCs/>
+          <w:sz w:val="24"/>
+          <w:szCs w:val="24"/>
+        </w:rPr>
+        <w:t>science</w:t>
       </w:r>
       <w:r>
         <w:rPr>
@@ -94,7 +96,7 @@
         <w:jc w:val="right"/>
         <w:rPr>
           <w:ins w:id="0" w:author="RuiLiu" w:date="2020-01-06T18:46:00Z"/>
-          <w:rFonts w:ascii="Times New Roman" w:hAnsi="Times New Roman" w:cs="Times New Roman" w:hint="eastAsia"/>
+          <w:rFonts w:ascii="Times New Roman" w:hAnsi="Times New Roman" w:cs="Times New Roman"/>
           <w:sz w:val="24"/>
           <w:szCs w:val="24"/>
         </w:rPr>
@@ -138,10 +140,42 @@
           <w:szCs w:val="24"/>
         </w:rPr>
         <w:tab/>
-        <w:t>Jan. 7,2020</w:t>
+        <w:t xml:space="preserve">Jan. </w:t>
+      </w:r>
+      <w:r>
+        <w:rPr>
+          <w:rFonts w:ascii="Times New Roman" w:hAnsi="Times New Roman" w:cs="Times New Roman"/>
+          <w:sz w:val="24"/>
+          <w:szCs w:val="24"/>
+        </w:rPr>
+        <w:t>10</w:t>
+      </w:r>
+      <w:r>
+        <w:rPr>
+          <w:rFonts w:ascii="Times New Roman" w:hAnsi="Times New Roman" w:cs="Times New Roman"/>
+          <w:sz w:val="24"/>
+          <w:szCs w:val="24"/>
+        </w:rPr>
+        <w:t>,</w:t>
+      </w:r>
+      <w:r>
+        <w:rPr>
+          <w:rFonts w:ascii="Times New Roman" w:hAnsi="Times New Roman" w:cs="Times New Roman"/>
+          <w:sz w:val="24"/>
+          <w:szCs w:val="24"/>
+        </w:rPr>
+        <w:t xml:space="preserve"> </w:t>
       </w:r>
       <w:bookmarkStart w:id="1" w:name="_GoBack"/>
       <w:bookmarkEnd w:id="1"/>
+      <w:r>
+        <w:rPr>
+          <w:rFonts w:ascii="Times New Roman" w:hAnsi="Times New Roman" w:cs="Times New Roman"/>
+          <w:sz w:val="24"/>
+          <w:szCs w:val="24"/>
+        </w:rPr>
+        <w:t>2020</w:t>
+      </w:r>
     </w:p>
     <w:p>
       <w:pPr>
@@ -271,13 +305,23 @@
         </w:rPr>
         <w:t xml:space="preserve"> </w:t>
       </w:r>
-      <w:r>
-        <w:rPr>
-          <w:rFonts w:ascii="Times New Roman" w:hAnsi="Times New Roman" w:cs="Times New Roman"/>
-          <w:sz w:val="24"/>
-          <w:szCs w:val="24"/>
-        </w:rPr>
-        <w:t xml:space="preserve">Thus </w:t>
+      <w:proofErr w:type="gramStart"/>
+      <w:r>
+        <w:rPr>
+          <w:rFonts w:ascii="Times New Roman" w:hAnsi="Times New Roman" w:cs="Times New Roman"/>
+          <w:sz w:val="24"/>
+          <w:szCs w:val="24"/>
+        </w:rPr>
+        <w:t>Thus</w:t>
+      </w:r>
+      <w:proofErr w:type="gramEnd"/>
+      <w:r>
+        <w:rPr>
+          <w:rFonts w:ascii="Times New Roman" w:hAnsi="Times New Roman" w:cs="Times New Roman"/>
+          <w:sz w:val="24"/>
+          <w:szCs w:val="24"/>
+        </w:rPr>
+        <w:t xml:space="preserve"> </w:t>
       </w:r>
       <w:r>
         <w:rPr>
@@ -566,7 +610,25 @@
           <w:sz w:val="24"/>
           <w:szCs w:val="24"/>
         </w:rPr>
-        <w:t xml:space="preserve">Furthermore, we presented the assemblies of two wild duck species’ genome and provide genomic sequencing data of eight domestic duck breeds and eight wild duck species, together with two outgroups (Muscovy duck and Taihu goose). We </w:t>
+        <w:t xml:space="preserve">Furthermore, we presented the assemblies of two wild duck species’ genome and provide genomic sequencing data of eight domestic duck breeds and eight wild duck species, together with two outgroups (Muscovy duck and </w:t>
+      </w:r>
+      <w:proofErr w:type="spellStart"/>
+      <w:r>
+        <w:rPr>
+          <w:rFonts w:ascii="Times New Roman" w:hAnsi="Times New Roman" w:cs="Times New Roman"/>
+          <w:sz w:val="24"/>
+          <w:szCs w:val="24"/>
+        </w:rPr>
+        <w:t>Taihu</w:t>
+      </w:r>
+      <w:proofErr w:type="spellEnd"/>
+      <w:r>
+        <w:rPr>
+          <w:rFonts w:ascii="Times New Roman" w:hAnsi="Times New Roman" w:cs="Times New Roman"/>
+          <w:sz w:val="24"/>
+          <w:szCs w:val="24"/>
+        </w:rPr>
+        <w:t xml:space="preserve"> goose). We </w:t>
       </w:r>
       <w:r>
         <w:rPr>
@@ -751,7 +813,25 @@
           <w:sz w:val="24"/>
           <w:szCs w:val="24"/>
         </w:rPr>
-        <w:t>It not only highlight the evolution context for functional studies</w:t>
+        <w:t xml:space="preserve">It not only </w:t>
+      </w:r>
+      <w:proofErr w:type="gramStart"/>
+      <w:r>
+        <w:rPr>
+          <w:rFonts w:ascii="Times New Roman" w:hAnsi="Times New Roman" w:cs="Times New Roman"/>
+          <w:sz w:val="24"/>
+          <w:szCs w:val="24"/>
+        </w:rPr>
+        <w:t>highlight</w:t>
+      </w:r>
+      <w:proofErr w:type="gramEnd"/>
+      <w:r>
+        <w:rPr>
+          <w:rFonts w:ascii="Times New Roman" w:hAnsi="Times New Roman" w:cs="Times New Roman"/>
+          <w:sz w:val="24"/>
+          <w:szCs w:val="24"/>
+        </w:rPr>
+        <w:t xml:space="preserve"> the evolution context for functional studies</w:t>
       </w:r>
       <w:r>
         <w:rPr>
@@ -1049,6 +1129,7 @@
           </wp:inline>
         </w:drawing>
       </w:r>
+      <w:proofErr w:type="spellStart"/>
       <w:r>
         <w:rPr>
           <w:rFonts w:ascii="Times New Roman" w:eastAsia="Times New Roman" w:hAnsi="Times New Roman" w:cs="Times New Roman"/>
@@ -1058,6 +1139,7 @@
         </w:rPr>
         <w:t>i</w:t>
       </w:r>
+      <w:proofErr w:type="spellEnd"/>
       <w:r>
         <w:rPr>
           <w:rFonts w:ascii="Times New Roman" w:hAnsi="Times New Roman" w:cs="Times New Roman"/>
@@ -1196,25 +1278,7 @@
           <w:szCs w:val="24"/>
         </w:rPr>
         <w:lastRenderedPageBreak/>
-        <w:t>Molecular</w:t>
-      </w:r>
-      <w:r>
-        <w:rPr>
-          <w:rFonts w:ascii="Times New Roman" w:hAnsi="Times New Roman" w:cs="Times New Roman"/>
-          <w:sz w:val="24"/>
-          <w:szCs w:val="24"/>
-        </w:rPr>
-        <w:t xml:space="preserve"> </w:t>
-      </w:r>
-      <w:r>
-        <w:rPr>
-          <w:rFonts w:ascii="Times New Roman" w:hAnsi="Times New Roman" w:cs="Times New Roman"/>
-          <w:b/>
-          <w:i/>
-          <w:sz w:val="24"/>
-          <w:szCs w:val="24"/>
-        </w:rPr>
-        <w:t>Ecology</w:t>
+        <w:t>science</w:t>
       </w:r>
       <w:r>
         <w:rPr>
@@ -1340,7 +1404,7 @@
           <w:sz w:val="24"/>
           <w:szCs w:val="24"/>
         </w:rPr>
-        <w:t>Molecular Ecology</w:t>
+        <w:t>science</w:t>
       </w:r>
       <w:r>
         <w:rPr>
@@ -2549,7 +2613,7 @@
 </file>
 
 <file path=customXml/itemProps1.xml><?xml version="1.0" encoding="utf-8"?>
-<ds:datastoreItem xmlns:ds="http://schemas.openxmlformats.org/officeDocument/2006/customXml" ds:itemID="{60AC8416-6A18-41D6-B764-933AAA439801}">
+<ds:datastoreItem xmlns:ds="http://schemas.openxmlformats.org/officeDocument/2006/customXml" ds:itemID="{3C4E398A-B237-4640-8AD2-FA2DC726D3E4}">
   <ds:schemaRefs>
     <ds:schemaRef ds:uri="http://schemas.openxmlformats.org/officeDocument/2006/bibliography"/>
   </ds:schemaRefs>
